--- a/FLUTTER_SESLI_SOHBET_PROMPT.docx
+++ b/FLUTTER_SESLI_SOHBET_PROMPT.docx
@@ -1671,7 +1671,20 @@
               <w:jc w:val="left"/>
             </w:pPr>
             <w:r>
-              <w:t xml:space="preserve">Arama debounce 250ms + önbellek (§17/§18). Stream URL çözümü</w:t>
+              <w:t xml:space="preserve">Arama debounce 250ms + önbellek (§17/§18). Artık stream URL</w:t>
+            </w:r>
+            <w:r>
+              <w:t xml:space="preserve"> </w:t>
+            </w:r>
+            <w:r>
+              <w:rPr>
+                <w:bCs/>
+                <w:b/>
+              </w:rPr>
+              <w:t xml:space="preserve">çözümlenmez</w:t>
+            </w:r>
+            <w:r>
+              <w:t xml:space="preserve">;</w:t>
             </w:r>
             <w:r>
               <w:t xml:space="preserve"> </w:t>
@@ -1680,13 +1693,13 @@
               <w:rPr>
                 <w:rStyle w:val="VerbatimChar"/>
               </w:rPr>
-              <w:t xml:space="preserve">youtube-stream</w:t>
+              <w:t xml:space="preserve">videoId</w:t>
             </w:r>
             <w:r>
               <w:t xml:space="preserve"> </w:t>
             </w:r>
             <w:r>
-              <w:t xml:space="preserve">cache’li (60sn).</w:t>
+              <w:t xml:space="preserve">doğrudan YouTube IFrame/embed player’a verilir (anında başlar).</w:t>
             </w:r>
           </w:p>
         </w:tc>
@@ -2973,7 +2986,86 @@
         <w:pStyle w:val="BodyText"/>
       </w:pPr>
       <w:r>
-        <w:t xml:space="preserve">Stream URL çözümü:</w:t>
+        <w:rPr>
+          <w:bCs/>
+          <w:b/>
+        </w:rPr>
+        <w:t xml:space="preserve">YENİ MİMARİ — IFrame/embed (stream URL çözümleme YOK):</w:t>
+      </w:r>
+      <w:r>
+        <w:t xml:space="preserve"> </w:t>
+      </w:r>
+      <w:r>
+        <w:t xml:space="preserve">Artık backend googlevideo.com gibi çözümlenmiş stream URL’leri ÜRETMEZ. Müzik doğrudan YouTube IFrame player ile</w:t>
+      </w:r>
+      <w:r>
+        <w:t xml:space="preserve"> </w:t>
+      </w:r>
+      <w:r>
+        <w:rPr>
+          <w:rStyle w:val="VerbatimChar"/>
+        </w:rPr>
+        <w:t xml:space="preserve">videoId</w:t>
+      </w:r>
+      <w:r>
+        <w:t xml:space="preserve"> </w:t>
+      </w:r>
+      <w:r>
+        <w:t xml:space="preserve">üzerinden oynatılır. Bu, Piped/Invidious/yt-dlp çözümleyemediği için sessiz kalan şarkıları (örn. bazı klipler)</w:t>
+      </w:r>
+      <w:r>
+        <w:t xml:space="preserve"> </w:t>
+      </w:r>
+      <w:r>
+        <w:rPr>
+          <w:bCs/>
+          <w:b/>
+        </w:rPr>
+        <w:t xml:space="preserve">tamamen</w:t>
+      </w:r>
+      <w:r>
+        <w:t xml:space="preserve"> </w:t>
+      </w:r>
+      <w:r>
+        <w:t xml:space="preserve">ortadan kaldırır — her</w:t>
+      </w:r>
+      <w:r>
+        <w:t xml:space="preserve"> </w:t>
+      </w:r>
+      <w:r>
+        <w:rPr>
+          <w:rStyle w:val="VerbatimChar"/>
+        </w:rPr>
+        <w:t xml:space="preserve">videoId</w:t>
+      </w:r>
+      <w:r>
+        <w:t xml:space="preserve"> </w:t>
+      </w:r>
+      <w:r>
+        <w:t xml:space="preserve">için geçerli bir embed URL üretilir.</w:t>
+      </w:r>
+    </w:p>
+    <w:p>
+      <w:pPr>
+        <w:pStyle w:val="BodyText"/>
+      </w:pPr>
+      <w:r>
+        <w:t xml:space="preserve">SSE</w:t>
+      </w:r>
+      <w:r>
+        <w:t xml:space="preserve"> </w:t>
+      </w:r>
+      <w:r>
+        <w:rPr>
+          <w:rStyle w:val="VerbatimChar"/>
+        </w:rPr>
+        <w:t xml:space="preserve">dj</w:t>
+      </w:r>
+      <w:r>
+        <w:t xml:space="preserve"> </w:t>
+      </w:r>
+      <w:r>
+        <w:t xml:space="preserve">event’i artık şunları taşır:</w:t>
       </w:r>
     </w:p>
     <w:p>
@@ -2984,6 +3076,70 @@
         <w:rPr>
           <w:rStyle w:val="VerbatimChar"/>
         </w:rPr>
+        <w:t xml:space="preserve">nowPlaying: {</w:t>
+      </w:r>
+      <w:r>
+        <w:br/>
+      </w:r>
+      <w:r>
+        <w:rPr>
+          <w:rStyle w:val="VerbatimChar"/>
+        </w:rPr>
+        <w:t xml:space="preserve">  videoId, title, startedAt, startedAtMs, elapsedSeconds, duration,</w:t>
+      </w:r>
+      <w:r>
+        <w:br/>
+      </w:r>
+      <w:r>
+        <w:rPr>
+          <w:rStyle w:val="VerbatimChar"/>
+        </w:rPr>
+        <w:t xml:space="preserve">  embedUrl   // https://www.youtube.com/embed/{videoId}?autoplay=1&amp;start={elapsedSeconds}</w:t>
+      </w:r>
+      <w:r>
+        <w:br/>
+      </w:r>
+      <w:r>
+        <w:rPr>
+          <w:rStyle w:val="VerbatimChar"/>
+        </w:rPr>
+        <w:t xml:space="preserve">}</w:t>
+      </w:r>
+      <w:r>
+        <w:br/>
+      </w:r>
+      <w:r>
+        <w:rPr>
+          <w:rStyle w:val="VerbatimChar"/>
+        </w:rPr>
+        <w:t xml:space="preserve">musicUrl: embedUrl   // geriye dönük uyumluluk: artık embed URL taşır</w:t>
+      </w:r>
+      <w:r>
+        <w:br/>
+      </w:r>
+      <w:r>
+        <w:rPr>
+          <w:rStyle w:val="VerbatimChar"/>
+        </w:rPr>
+        <w:t xml:space="preserve">embedUrl: embedUrl</w:t>
+      </w:r>
+    </w:p>
+    <w:p>
+      <w:pPr>
+        <w:pStyle w:val="FirstParagraph"/>
+      </w:pPr>
+      <w:r>
+        <w:t xml:space="preserve">İsteğe bağlı meta (başlık/thumbnail) için:</w:t>
+      </w:r>
+    </w:p>
+    <w:p>
+      <w:pPr>
+        <w:pStyle w:val="SourceCode"/>
+      </w:pPr>
+      <w:r>
+        <w:rPr>
+          <w:rStyle w:val="VerbatimChar"/>
+        </w:rPr>
         <w:t xml:space="preserve">GET /api/chat/youtube-stream?videoId={id}</w:t>
       </w:r>
       <w:r>
@@ -2993,7 +3149,7 @@
         <w:rPr>
           <w:rStyle w:val="VerbatimChar"/>
         </w:rPr>
-        <w:t xml:space="preserve">→ { success, videoId, audioUrl, videoUrl, streamUrl, youtubeUrl, title, duration, thumbnail, source }</w:t>
+        <w:t xml:space="preserve">→ { success, videoId, embedUrl, streamUrl(=embedUrl), youtubeUrl, title, duration, thumbnail, mode:'embed', source }</w:t>
       </w:r>
     </w:p>
     <w:p>
@@ -3002,54 +3158,115 @@
       </w:pPr>
       <w:r>
         <w:rPr>
-          <w:rStyle w:val="VerbatimChar"/>
-        </w:rPr>
-        <w:t xml:space="preserve">streamUrl</w:t>
-      </w:r>
-      <w:r>
-        <w:t xml:space="preserve"> </w:t>
-      </w:r>
-      <w:r>
-        <w:t xml:space="preserve">en iyi seçenektir (audio→video→youtube watch fallback). Audio mod için</w:t>
-      </w:r>
-      <w:r>
-        <w:t xml:space="preserve"> </w:t>
-      </w:r>
-      <w:r>
-        <w:rPr>
-          <w:rStyle w:val="VerbatimChar"/>
-        </w:rPr>
-        <w:t xml:space="preserve">audioUrl</w:t>
-      </w:r>
-      <w:r>
-        <w:t xml:space="preserve">, video mod için</w:t>
-      </w:r>
-      <w:r>
-        <w:t xml:space="preserve"> </w:t>
-      </w:r>
-      <w:r>
-        <w:rPr>
-          <w:rStyle w:val="VerbatimChar"/>
-        </w:rPr>
-        <w:t xml:space="preserve">videoUrl</w:t>
-      </w:r>
-      <w:r>
-        <w:t xml:space="preserve"> </w:t>
-      </w:r>
-      <w:r>
-        <w:t xml:space="preserve">kullan; null ise</w:t>
-      </w:r>
-      <w:r>
-        <w:t xml:space="preserve"> </w:t>
-      </w:r>
-      <w:r>
-        <w:rPr>
-          <w:rStyle w:val="VerbatimChar"/>
-        </w:rPr>
-        <w:t xml:space="preserve">youtubeUrl</w:t>
-      </w:r>
-      <w:r>
-        <w:t xml:space="preserve">’e düş.</w:t>
+          <w:bCs/>
+          <w:b/>
+        </w:rPr>
+        <w:t xml:space="preserve">Flutter player kuralı (YENİ):</w:t>
+      </w:r>
+      <w:r>
+        <w:t xml:space="preserve"> </w:t>
+      </w:r>
+      <w:r>
+        <w:rPr>
+          <w:rStyle w:val="VerbatimChar"/>
+        </w:rPr>
+        <w:t xml:space="preserve">youtube_player_iframe</w:t>
+      </w:r>
+      <w:r>
+        <w:t xml:space="preserve"> </w:t>
+      </w:r>
+      <w:r>
+        <w:t xml:space="preserve">(veya</w:t>
+      </w:r>
+      <w:r>
+        <w:t xml:space="preserve"> </w:t>
+      </w:r>
+      <w:r>
+        <w:rPr>
+          <w:rStyle w:val="VerbatimChar"/>
+        </w:rPr>
+        <w:t xml:space="preserve">youtube_player_flutter</w:t>
+      </w:r>
+      <w:r>
+        <w:t xml:space="preserve">) paketini kullan. Player’ı doğrudan</w:t>
+      </w:r>
+      <w:r>
+        <w:t xml:space="preserve"> </w:t>
+      </w:r>
+      <w:r>
+        <w:rPr>
+          <w:rStyle w:val="VerbatimChar"/>
+        </w:rPr>
+        <w:t xml:space="preserve">videoId</w:t>
+      </w:r>
+      <w:r>
+        <w:t xml:space="preserve"> </w:t>
+      </w:r>
+      <w:r>
+        <w:t xml:space="preserve">ile başlat — embed URL parse etmeye gerek yok, çünkü paket kendi iframe’ini oluşturur. Audio mod için player widget’ını</w:t>
+      </w:r>
+      <w:r>
+        <w:t xml:space="preserve"> </w:t>
+      </w:r>
+      <w:r>
+        <w:rPr>
+          <w:bCs/>
+          <w:b/>
+        </w:rPr>
+        <w:t xml:space="preserve">görünmez</w:t>
+      </w:r>
+      <w:r>
+        <w:t xml:space="preserve"> </w:t>
+      </w:r>
+      <w:r>
+        <w:t xml:space="preserve">(1x1 / opacity 0 / ekran dışı) ama</w:t>
+      </w:r>
+      <w:r>
+        <w:t xml:space="preserve"> </w:t>
+      </w:r>
+      <w:r>
+        <w:rPr>
+          <w:bCs/>
+          <w:b/>
+        </w:rPr>
+        <w:t xml:space="preserve">aktif</w:t>
+      </w:r>
+      <w:r>
+        <w:t xml:space="preserve"> </w:t>
+      </w:r>
+      <w:r>
+        <w:t xml:space="preserve">tut; video mod için ortadaki floating alanda göster.</w:t>
+      </w:r>
+      <w:r>
+        <w:t xml:space="preserve"> </w:t>
+      </w:r>
+      <w:r>
+        <w:rPr>
+          <w:rStyle w:val="VerbatimChar"/>
+        </w:rPr>
+        <w:t xml:space="preserve">nowPlaying.videoId</w:t>
+      </w:r>
+      <w:r>
+        <w:t xml:space="preserve"> </w:t>
+      </w:r>
+      <w:r>
+        <w:t xml:space="preserve">değişmedikçe controller’ı</w:t>
+      </w:r>
+      <w:r>
+        <w:t xml:space="preserve"> </w:t>
+      </w:r>
+      <w:r>
+        <w:rPr>
+          <w:bCs/>
+          <w:b/>
+        </w:rPr>
+        <w:t xml:space="preserve">asla</w:t>
+      </w:r>
+      <w:r>
+        <w:t xml:space="preserve"> </w:t>
+      </w:r>
+      <w:r>
+        <w:t xml:space="preserve">yeniden oluşturma.</w:t>
       </w:r>
     </w:p>
     <w:p>
@@ -3143,7 +3360,22 @@
         <w:t xml:space="preserve"> </w:t>
       </w:r>
       <w:r>
-        <w:t xml:space="preserve">(ISO timestamp) backend tarafından set edilir ve SSE</w:t>
+        <w:t xml:space="preserve">(ISO timestamp) ve</w:t>
+      </w:r>
+      <w:r>
+        <w:t xml:space="preserve"> </w:t>
+      </w:r>
+      <w:r>
+        <w:rPr>
+          <w:rStyle w:val="VerbatimChar"/>
+        </w:rPr>
+        <w:t xml:space="preserve">nowPlaying.startedAtMs</w:t>
+      </w:r>
+      <w:r>
+        <w:t xml:space="preserve"> </w:t>
+      </w:r>
+      <w:r>
+        <w:t xml:space="preserve">(epoch ms) backend tarafından set edilir; SSE</w:t>
       </w:r>
       <w:r>
         <w:t xml:space="preserve"> </w:t>
@@ -3158,7 +3390,59 @@
         <w:t xml:space="preserve"> </w:t>
       </w:r>
       <w:r>
-        <w:t xml:space="preserve">event’inde gelir.</w:t>
+        <w:t xml:space="preserve">event’inde ayrıca</w:t>
+      </w:r>
+      <w:r>
+        <w:t xml:space="preserve"> </w:t>
+      </w:r>
+      <w:r>
+        <w:rPr>
+          <w:bCs/>
+          <w:b/>
+        </w:rPr>
+        <w:t xml:space="preserve">hazır hesaplanmış</w:t>
+      </w:r>
+      <w:r>
+        <w:t xml:space="preserve"> </w:t>
+      </w:r>
+      <w:r>
+        <w:rPr>
+          <w:rStyle w:val="VerbatimChar"/>
+        </w:rPr>
+        <w:t xml:space="preserve">nowPlaying.elapsedSeconds</w:t>
+      </w:r>
+      <w:r>
+        <w:t xml:space="preserve"> </w:t>
+      </w:r>
+      <w:r>
+        <w:t xml:space="preserve">ve</w:t>
+      </w:r>
+      <w:r>
+        <w:t xml:space="preserve"> </w:t>
+      </w:r>
+      <w:r>
+        <w:rPr>
+          <w:rStyle w:val="VerbatimChar"/>
+        </w:rPr>
+        <w:t xml:space="preserve">embedUrl</w:t>
+      </w:r>
+      <w:r>
+        <w:t xml:space="preserve"> </w:t>
+      </w:r>
+      <w:r>
+        <w:t xml:space="preserve">(</w:t>
+      </w:r>
+      <w:r>
+        <w:rPr>
+          <w:rStyle w:val="VerbatimChar"/>
+        </w:rPr>
+        <w:t xml:space="preserve">?start=elapsedSeconds</w:t>
+      </w:r>
+      <w:r>
+        <w:t xml:space="preserve"> </w:t>
+      </w:r>
+      <w:r>
+        <w:t xml:space="preserve">ile) gelir. Backend zaten geçen süreyi embed URL’e gömüyor; Flutter seek’i bu değere göre yapar.</w:t>
       </w:r>
     </w:p>
     <w:p>
@@ -3166,7 +3450,7 @@
         <w:pStyle w:val="BodyText"/>
       </w:pPr>
       <w:r>
-        <w:t xml:space="preserve">Flutter sync formülü:</w:t>
+        <w:t xml:space="preserve">Flutter sync formülü (embed/IFrame):</w:t>
       </w:r>
     </w:p>
     <w:p>
@@ -3177,7 +3461,7 @@
         <w:rPr>
           <w:rStyle w:val="VerbatimChar"/>
         </w:rPr>
-        <w:t xml:space="preserve">final elapsedSec = (DateTime.now().toUtc().difference(DateTime.parse(nowPlaying.startedAt).toUtc())).inMilliseconds / 1000.0;</w:t>
+        <w:t xml:space="preserve">// Tercihen backend'in gönderdiği elapsedSeconds'u kullan:</w:t>
       </w:r>
       <w:r>
         <w:br/>
@@ -3186,7 +3470,7 @@
         <w:rPr>
           <w:rStyle w:val="VerbatimChar"/>
         </w:rPr>
-        <w:t xml:space="preserve">// Player'ı bu pozisyondan başlat:</w:t>
+        <w:t xml:space="preserve">final elapsedSec = nowPlaying.elapsedSeconds ??</w:t>
       </w:r>
       <w:r>
         <w:br/>
@@ -3195,7 +3479,25 @@
         <w:rPr>
           <w:rStyle w:val="VerbatimChar"/>
         </w:rPr>
-        <w:t xml:space="preserve">player.seekTo(Duration(milliseconds: (elapsedSec * 1000).round()));</w:t>
+        <w:t xml:space="preserve">    (DateTime.now().toUtc().difference(DateTime.parse(nowPlaying.startedAt).toUtc())).inMilliseconds / 1000.0;</w:t>
+      </w:r>
+      <w:r>
+        <w:br/>
+      </w:r>
+      <w:r>
+        <w:rPr>
+          <w:rStyle w:val="VerbatimChar"/>
+        </w:rPr>
+        <w:t xml:space="preserve">// youtube_player_iframe ile yeni şarkı yüklerken başlangıç saniyesini ver:</w:t>
+      </w:r>
+      <w:r>
+        <w:br/>
+      </w:r>
+      <w:r>
+        <w:rPr>
+          <w:rStyle w:val="VerbatimChar"/>
+        </w:rPr>
+        <w:t xml:space="preserve">controller.loadVideoById(videoId: nowPlaying.videoId, startSeconds: elapsedSec.toDouble());</w:t>
       </w:r>
     </w:p>
     <w:p>
@@ -6828,13 +7130,13 @@
       </w:r>
     </w:p>
     <w:bookmarkEnd w:id="47"/>
-    <w:bookmarkStart w:id="48" w:name="Xfa3dd75aadb19b52f2eb7a5006abb9b6405f74a"/>
+    <w:bookmarkStart w:id="48" w:name="X85a61972f5b8d61b6ec0d23c4869f811e78ff1c"/>
     <w:p>
       <w:pPr>
         <w:pStyle w:val="Heading2"/>
       </w:pPr>
       <w:r>
-        <w:t xml:space="preserve">EK A — SES ÇIKMAMA SORUNU (YouTube Stream Çözümü)</w:t>
+        <w:t xml:space="preserve">EK A — MÜZİK OYNATMA (YouTube IFrame/embed — YENİ MİMARİ)</w:t>
       </w:r>
     </w:p>
     <w:p>
@@ -6842,44 +7144,426 @@
         <w:pStyle w:val="FirstParagraph"/>
       </w:pPr>
       <w:r>
-        <w:t xml:space="preserve">Web’de müzik bulunuyor ama bazen ses çıkmıyorsa kök neden</w:t>
-      </w:r>
-      <w:r>
-        <w:t xml:space="preserve"> </w:t>
-      </w:r>
-      <w:r>
-        <w:rPr>
-          <w:bCs/>
-          <w:b/>
-        </w:rPr>
+        <w:rPr>
+          <w:bCs/>
+          <w:b/>
+        </w:rPr>
+        <w:t xml:space="preserve">Önemli değişiklik:</w:t>
+      </w:r>
+      <w:r>
+        <w:t xml:space="preserve"> </w:t>
+      </w:r>
+      <w:r>
+        <w:t xml:space="preserve">Eski</w:t>
+      </w:r>
+      <w:r>
+        <w:t xml:space="preserve"> </w:t>
+      </w:r>
+      <w:r>
+        <w:t xml:space="preserve">“</w:t>
+      </w:r>
+      <w:r>
         <w:t xml:space="preserve">stream URL çözümleme</w:t>
       </w:r>
       <w:r>
-        <w:t xml:space="preserve"> </w:t>
-      </w:r>
-      <w:r>
-        <w:t xml:space="preserve">olabilir. Backend zinciri (</w:t>
-      </w:r>
-      <w:r>
-        <w:rPr>
-          <w:rStyle w:val="VerbatimChar"/>
-        </w:rPr>
-        <w:t xml:space="preserve">/api/chat/youtube-stream</w:t>
-      </w:r>
-      <w:r>
-        <w:t xml:space="preserve">):</w:t>
-      </w:r>
-      <w:r>
-        <w:t xml:space="preserve"> </w:t>
-      </w:r>
-      <w:r>
-        <w:t xml:space="preserve">1. Piped instance’ları (</w:t>
-      </w:r>
-      <w:r>
-        <w:rPr>
-          <w:rStyle w:val="VerbatimChar"/>
-        </w:rPr>
-        <w:t xml:space="preserve">pipedapi.kavin.rocks</w:t>
+        <w:t xml:space="preserve">”</w:t>
+      </w:r>
+      <w:r>
+        <w:t xml:space="preserve"> </w:t>
+      </w:r>
+      <w:r>
+        <w:t xml:space="preserve">(yt-dlp / Piped / Invidious) yaklaşımı</w:t>
+      </w:r>
+      <w:r>
+        <w:t xml:space="preserve"> </w:t>
+      </w:r>
+      <w:r>
+        <w:rPr>
+          <w:bCs/>
+          <w:b/>
+        </w:rPr>
+        <w:t xml:space="preserve">tamamen kaldırıldı</w:t>
+      </w:r>
+      <w:r>
+        <w:t xml:space="preserve">. Sebep: bazı videolar (örn. TARKAN - Dudu) hiçbir Piped/Invidious instance’ı tarafından çözülemiyor,</w:t>
+      </w:r>
+      <w:r>
+        <w:t xml:space="preserve"> </w:t>
+      </w:r>
+      <w:r>
+        <w:rPr>
+          <w:rStyle w:val="VerbatimChar"/>
+        </w:rPr>
+        <w:t xml:space="preserve">resolved:false</w:t>
+      </w:r>
+      <w:r>
+        <w:t xml:space="preserve"> </w:t>
+      </w:r>
+      <w:r>
+        <w:t xml:space="preserve">dönüyor ve ses çıkmıyordu. Artık backend</w:t>
+      </w:r>
+      <w:r>
+        <w:t xml:space="preserve"> </w:t>
+      </w:r>
+      <w:r>
+        <w:rPr>
+          <w:bCs/>
+          <w:b/>
+        </w:rPr>
+        <w:t xml:space="preserve">stream çözmez</w:t>
+      </w:r>
+      <w:r>
+        <w:t xml:space="preserve">; sadece</w:t>
+      </w:r>
+      <w:r>
+        <w:t xml:space="preserve"> </w:t>
+      </w:r>
+      <w:r>
+        <w:rPr>
+          <w:rStyle w:val="VerbatimChar"/>
+        </w:rPr>
+        <w:t xml:space="preserve">videoId</w:t>
+      </w:r>
+      <w:r>
+        <w:t xml:space="preserve"> </w:t>
+      </w:r>
+      <w:r>
+        <w:t xml:space="preserve">taşır ve YouTube IFrame player oynatır. Bu sayede</w:t>
+      </w:r>
+      <w:r>
+        <w:t xml:space="preserve"> </w:t>
+      </w:r>
+      <w:r>
+        <w:t xml:space="preserve">“</w:t>
+      </w:r>
+      <w:r>
+        <w:t xml:space="preserve">çözülemedi</w:t>
+      </w:r>
+      <w:r>
+        <w:t xml:space="preserve">”</w:t>
+      </w:r>
+      <w:r>
+        <w:t xml:space="preserve"> </w:t>
+      </w:r>
+      <w:r>
+        <w:t xml:space="preserve">hata sınıfı</w:t>
+      </w:r>
+      <w:r>
+        <w:t xml:space="preserve"> </w:t>
+      </w:r>
+      <w:r>
+        <w:rPr>
+          <w:bCs/>
+          <w:b/>
+        </w:rPr>
+        <w:t xml:space="preserve">tasarım gereği</w:t>
+      </w:r>
+      <w:r>
+        <w:t xml:space="preserve"> </w:t>
+      </w:r>
+      <w:r>
+        <w:t xml:space="preserve">ortadan kalkar — her video için geçerli embed URL üretilir.</w:t>
+      </w:r>
+    </w:p>
+    <w:p>
+      <w:pPr>
+        <w:pStyle w:val="BodyText"/>
+      </w:pPr>
+      <w:r>
+        <w:rPr>
+          <w:bCs/>
+          <w:b/>
+        </w:rPr>
+        <w:t xml:space="preserve">Backend artık ne döner:</w:t>
+      </w:r>
+      <w:r>
+        <w:t xml:space="preserve"> </w:t>
+      </w:r>
+      <w:r>
+        <w:t xml:space="preserve">- SSE</w:t>
+      </w:r>
+      <w:r>
+        <w:t xml:space="preserve"> </w:t>
+      </w:r>
+      <w:r>
+        <w:rPr>
+          <w:rStyle w:val="VerbatimChar"/>
+        </w:rPr>
+        <w:t xml:space="preserve">dj</w:t>
+      </w:r>
+      <w:r>
+        <w:t xml:space="preserve"> </w:t>
+      </w:r>
+      <w:r>
+        <w:t xml:space="preserve">event’i:</w:t>
+      </w:r>
+      <w:r>
+        <w:t xml:space="preserve"> </w:t>
+      </w:r>
+      <w:r>
+        <w:rPr>
+          <w:rStyle w:val="VerbatimChar"/>
+        </w:rPr>
+        <w:t xml:space="preserve">nowPlaying.{videoId, title, startedAt, startedAtMs, elapsedSeconds, duration, embedUrl}</w:t>
+      </w:r>
+      <w:r>
+        <w:t xml:space="preserve"> </w:t>
+      </w:r>
+      <w:r>
+        <w:t xml:space="preserve">+</w:t>
+      </w:r>
+      <w:r>
+        <w:t xml:space="preserve"> </w:t>
+      </w:r>
+      <w:r>
+        <w:rPr>
+          <w:rStyle w:val="VerbatimChar"/>
+        </w:rPr>
+        <w:t xml:space="preserve">musicUrl</w:t>
+      </w:r>
+      <w:r>
+        <w:t xml:space="preserve">(=embedUrl) +</w:t>
+      </w:r>
+      <w:r>
+        <w:t xml:space="preserve"> </w:t>
+      </w:r>
+      <w:r>
+        <w:rPr>
+          <w:rStyle w:val="VerbatimChar"/>
+        </w:rPr>
+        <w:t xml:space="preserve">embedUrl</w:t>
+      </w:r>
+      <w:r>
+        <w:t xml:space="preserve">.</w:t>
+      </w:r>
+      <w:r>
+        <w:t xml:space="preserve"> </w:t>
+      </w:r>
+      <w:r>
+        <w:t xml:space="preserve">-</w:t>
+      </w:r>
+      <w:r>
+        <w:t xml:space="preserve"> </w:t>
+      </w:r>
+      <w:r>
+        <w:rPr>
+          <w:rStyle w:val="VerbatimChar"/>
+        </w:rPr>
+        <w:t xml:space="preserve">GET /api/chat/youtube-stream?videoId={id}</w:t>
+      </w:r>
+      <w:r>
+        <w:t xml:space="preserve">:</w:t>
+      </w:r>
+      <w:r>
+        <w:t xml:space="preserve"> </w:t>
+      </w:r>
+      <w:r>
+        <w:rPr>
+          <w:rStyle w:val="VerbatimChar"/>
+        </w:rPr>
+        <w:t xml:space="preserve">{ embedUrl, streamUrl(=embedUrl), youtubeUrl, title, thumbnail, duration, mode:'embed' }</w:t>
+      </w:r>
+      <w:r>
+        <w:t xml:space="preserve"> </w:t>
+      </w:r>
+      <w:r>
+        <w:t xml:space="preserve">— sadece meta + embed URL.</w:t>
+      </w:r>
+    </w:p>
+    <w:p>
+      <w:pPr>
+        <w:pStyle w:val="BodyText"/>
+      </w:pPr>
+      <w:r>
+        <w:rPr>
+          <w:bCs/>
+          <w:b/>
+        </w:rPr>
+        <w:t xml:space="preserve">Flutter tarafı kuralı (YENİ):</w:t>
+      </w:r>
+      <w:r>
+        <w:t xml:space="preserve"> </w:t>
+      </w:r>
+      <w:r>
+        <w:t xml:space="preserve">1.</w:t>
+      </w:r>
+      <w:r>
+        <w:t xml:space="preserve"> </w:t>
+      </w:r>
+      <w:r>
+        <w:rPr>
+          <w:rStyle w:val="VerbatimChar"/>
+        </w:rPr>
+        <w:t xml:space="preserve">youtube_player_iframe</w:t>
+      </w:r>
+      <w:r>
+        <w:t xml:space="preserve"> </w:t>
+      </w:r>
+      <w:r>
+        <w:t xml:space="preserve">paketini ekle (</w:t>
+      </w:r>
+      <w:r>
+        <w:rPr>
+          <w:rStyle w:val="VerbatimChar"/>
+        </w:rPr>
+        <w:t xml:space="preserve">pubspec.yaml</w:t>
+      </w:r>
+      <w:r>
+        <w:t xml:space="preserve">).</w:t>
+      </w:r>
+      <w:r>
+        <w:t xml:space="preserve"> </w:t>
+      </w:r>
+      <w:r>
+        <w:t xml:space="preserve">2. Tek bir</w:t>
+      </w:r>
+      <w:r>
+        <w:t xml:space="preserve"> </w:t>
+      </w:r>
+      <w:r>
+        <w:rPr>
+          <w:rStyle w:val="VerbatimChar"/>
+        </w:rPr>
+        <w:t xml:space="preserve">YoutubePlayerController</w:t>
+      </w:r>
+      <w:r>
+        <w:t xml:space="preserve"> </w:t>
+      </w:r>
+      <w:r>
+        <w:t xml:space="preserve">oluştur;</w:t>
+      </w:r>
+      <w:r>
+        <w:t xml:space="preserve"> </w:t>
+      </w:r>
+      <w:r>
+        <w:rPr>
+          <w:rStyle w:val="VerbatimChar"/>
+        </w:rPr>
+        <w:t xml:space="preserve">nowPlaying.videoId</w:t>
+      </w:r>
+      <w:r>
+        <w:t xml:space="preserve"> </w:t>
+      </w:r>
+      <w:r>
+        <w:t xml:space="preserve">değiştikçe</w:t>
+      </w:r>
+      <w:r>
+        <w:t xml:space="preserve"> </w:t>
+      </w:r>
+      <w:r>
+        <w:rPr>
+          <w:rStyle w:val="VerbatimChar"/>
+        </w:rPr>
+        <w:t xml:space="preserve">controller.loadVideoById(videoId: id, startSeconds: elapsedSeconds)</w:t>
+      </w:r>
+      <w:r>
+        <w:t xml:space="preserve"> </w:t>
+      </w:r>
+      <w:r>
+        <w:t xml:space="preserve">çağır. Aynı videoId için</w:t>
+      </w:r>
+      <w:r>
+        <w:t xml:space="preserve"> </w:t>
+      </w:r>
+      <w:r>
+        <w:rPr>
+          <w:bCs/>
+          <w:b/>
+        </w:rPr>
+        <w:t xml:space="preserve">dokunma</w:t>
+      </w:r>
+      <w:r>
+        <w:t xml:space="preserve">.</w:t>
+      </w:r>
+      <w:r>
+        <w:t xml:space="preserve"> </w:t>
+      </w:r>
+      <w:r>
+        <w:t xml:space="preserve">3.</w:t>
+      </w:r>
+      <w:r>
+        <w:t xml:space="preserve"> </w:t>
+      </w:r>
+      <w:r>
+        <w:rPr>
+          <w:bCs/>
+          <w:b/>
+        </w:rPr>
+        <w:t xml:space="preserve">Audio mod</w:t>
+      </w:r>
+      <w:r>
+        <w:t xml:space="preserve"> </w:t>
+      </w:r>
+      <w:r>
+        <w:t xml:space="preserve">(</w:t>
+      </w:r>
+      <w:r>
+        <w:rPr>
+          <w:rStyle w:val="VerbatimChar"/>
+        </w:rPr>
+        <w:t xml:space="preserve">requestType:'audio'</w:t>
+      </w:r>
+      <w:r>
+        <w:t xml:space="preserve">): player widget’ını görünmez tut (1x1 boyut /</w:t>
+      </w:r>
+      <w:r>
+        <w:t xml:space="preserve"> </w:t>
+      </w:r>
+      <w:r>
+        <w:rPr>
+          <w:rStyle w:val="VerbatimChar"/>
+        </w:rPr>
+        <w:t xml:space="preserve">Opacity(0)</w:t>
+      </w:r>
+      <w:r>
+        <w:t xml:space="preserve"> </w:t>
+      </w:r>
+      <w:r>
+        <w:t xml:space="preserve">/ ekran dışı) ama widget ağaçta</w:t>
+      </w:r>
+      <w:r>
+        <w:t xml:space="preserve"> </w:t>
+      </w:r>
+      <w:r>
+        <w:rPr>
+          <w:bCs/>
+          <w:b/>
+        </w:rPr>
+        <w:t xml:space="preserve">canlı</w:t>
+      </w:r>
+      <w:r>
+        <w:t xml:space="preserve"> </w:t>
+      </w:r>
+      <w:r>
+        <w:t xml:space="preserve">kalmalı (aksi halde ses durur).</w:t>
+      </w:r>
+      <w:r>
+        <w:t xml:space="preserve"> </w:t>
+      </w:r>
+      <w:r>
+        <w:rPr>
+          <w:bCs/>
+          <w:b/>
+        </w:rPr>
+        <w:t xml:space="preserve">Video mod</w:t>
+      </w:r>
+      <w:r>
+        <w:t xml:space="preserve">: ortadaki floating alanda göster.</w:t>
+      </w:r>
+      <w:r>
+        <w:t xml:space="preserve"> </w:t>
+      </w:r>
+      <w:r>
+        <w:t xml:space="preserve">4.</w:t>
+      </w:r>
+      <w:r>
+        <w:t xml:space="preserve"> </w:t>
+      </w:r>
+      <w:r>
+        <w:rPr>
+          <w:rStyle w:val="VerbatimChar"/>
+        </w:rPr>
+        <w:t xml:space="preserve">autoPlay: true</w:t>
       </w:r>
       <w:r>
         <w:t xml:space="preserve">,</w:t>
@@ -6891,43 +7575,46 @@
         <w:rPr>
           <w:rStyle w:val="VerbatimChar"/>
         </w:rPr>
-        <w:t xml:space="preserve">pipedapi.adminforge.de</w:t>
-      </w:r>
-      <w:r>
-        <w:t xml:space="preserve">,</w:t>
-      </w:r>
-      <w:r>
-        <w:t xml:space="preserve"> </w:t>
-      </w:r>
-      <w:r>
-        <w:rPr>
-          <w:rStyle w:val="VerbatimChar"/>
-        </w:rPr>
-        <w:t xml:space="preserve">pipedapi.in.projectsegfau.lt</w:t>
-      </w:r>
-      <w:r>
-        <w:t xml:space="preserve">) sırayla denenir (60sn cache).</w:t>
-      </w:r>
-      <w:r>
-        <w:t xml:space="preserve"> </w:t>
-      </w:r>
-      <w:r>
-        <w:t xml:space="preserve">2. Hepsi başarısızsa</w:t>
-      </w:r>
-      <w:r>
-        <w:t xml:space="preserve"> </w:t>
-      </w:r>
-      <w:r>
-        <w:rPr>
-          <w:rStyle w:val="VerbatimChar"/>
-        </w:rPr>
-        <w:t xml:space="preserve">youtubeUrl</w:t>
-      </w:r>
-      <w:r>
-        <w:t xml:space="preserve"> </w:t>
-      </w:r>
-      <w:r>
-        <w:t xml:space="preserve">(watch linki) döner.</w:t>
+        <w:t xml:space="preserve">mute: false</w:t>
+      </w:r>
+      <w:r>
+        <w:t xml:space="preserve"> </w:t>
+      </w:r>
+      <w:r>
+        <w:t xml:space="preserve">ayarla. iOS’ta inline oynatma için</w:t>
+      </w:r>
+      <w:r>
+        <w:t xml:space="preserve"> </w:t>
+      </w:r>
+      <w:r>
+        <w:rPr>
+          <w:rStyle w:val="VerbatimChar"/>
+        </w:rPr>
+        <w:t xml:space="preserve">playsInline: true</w:t>
+      </w:r>
+      <w:r>
+        <w:t xml:space="preserve">.</w:t>
+      </w:r>
+      <w:r>
+        <w:t xml:space="preserve"> </w:t>
+      </w:r>
+      <w:r>
+        <w:t xml:space="preserve">5. Senkronizasyon: yeni şarkıyı her zaman</w:t>
+      </w:r>
+      <w:r>
+        <w:t xml:space="preserve"> </w:t>
+      </w:r>
+      <w:r>
+        <w:rPr>
+          <w:rStyle w:val="VerbatimChar"/>
+        </w:rPr>
+        <w:t xml:space="preserve">startSeconds = nowPlaying.elapsedSeconds</w:t>
+      </w:r>
+      <w:r>
+        <w:t xml:space="preserve"> </w:t>
+      </w:r>
+      <w:r>
+        <w:t xml:space="preserve">ile yükle — odaya geç giren kaldığı saniyeden başlar.</w:t>
       </w:r>
     </w:p>
     <w:p>
@@ -6939,253 +7626,43 @@
           <w:bCs/>
           <w:b/>
         </w:rPr>
-        <w:t xml:space="preserve">Flutter tarafı kuralı:</w:t>
-      </w:r>
-      <w:r>
-        <w:t xml:space="preserve"> </w:t>
-      </w:r>
-      <w:r>
-        <w:t xml:space="preserve">Önce</w:t>
-      </w:r>
-      <w:r>
-        <w:t xml:space="preserve"> </w:t>
-      </w:r>
-      <w:r>
-        <w:rPr>
-          <w:rStyle w:val="VerbatimChar"/>
-        </w:rPr>
-        <w:t xml:space="preserve">audioUrl</w:t>
-      </w:r>
-      <w:r>
-        <w:t xml:space="preserve"> </w:t>
-      </w:r>
-      <w:r>
-        <w:t xml:space="preserve">(audio mod) /</w:t>
-      </w:r>
-      <w:r>
-        <w:t xml:space="preserve"> </w:t>
-      </w:r>
-      <w:r>
-        <w:rPr>
-          <w:rStyle w:val="VerbatimChar"/>
-        </w:rPr>
-        <w:t xml:space="preserve">videoUrl</w:t>
-      </w:r>
-      <w:r>
-        <w:t xml:space="preserve"> </w:t>
-      </w:r>
-      <w:r>
-        <w:t xml:space="preserve">(video mod) dene; yoksa</w:t>
-      </w:r>
-      <w:r>
-        <w:t xml:space="preserve"> </w:t>
-      </w:r>
-      <w:r>
-        <w:rPr>
-          <w:rStyle w:val="VerbatimChar"/>
-        </w:rPr>
-        <w:t xml:space="preserve">streamUrl</w:t>
-      </w:r>
-      <w:r>
-        <w:t xml:space="preserve">; o da yoksa</w:t>
-      </w:r>
-      <w:r>
-        <w:t xml:space="preserve"> </w:t>
-      </w:r>
-      <w:r>
-        <w:rPr>
-          <w:rStyle w:val="VerbatimChar"/>
-        </w:rPr>
-        <w:t xml:space="preserve">youtubeUrl</w:t>
-      </w:r>
-      <w:r>
-        <w:t xml:space="preserve"> </w:t>
-      </w:r>
-      <w:r>
-        <w:t xml:space="preserve">(watch linki —</w:t>
-      </w:r>
-      <w:r>
-        <w:t xml:space="preserve"> </w:t>
-      </w:r>
-      <w:r>
-        <w:rPr>
-          <w:rStyle w:val="VerbatimChar"/>
-        </w:rPr>
-        <w:t xml:space="preserve">youtube_player_flutter</w:t>
-      </w:r>
-      <w:r>
-        <w:t xml:space="preserve"> </w:t>
-      </w:r>
-      <w:r>
-        <w:t xml:space="preserve">ile oynatılabilir).</w:t>
-      </w:r>
-      <w:r>
-        <w:t xml:space="preserve"> </w:t>
-      </w:r>
-      <w:r>
-        <w:rPr>
-          <w:rStyle w:val="VerbatimChar"/>
-        </w:rPr>
-        <w:t xml:space="preserve">googlevideo.com</w:t>
-      </w:r>
-      <w:r>
-        <w:t xml:space="preserve"> </w:t>
-      </w:r>
-      <w:r>
-        <w:t xml:space="preserve">URL’leri doğrudan</w:t>
-      </w:r>
-      <w:r>
-        <w:t xml:space="preserve"> </w:t>
-      </w:r>
-      <w:r>
-        <w:rPr>
-          <w:rStyle w:val="VerbatimChar"/>
-        </w:rPr>
-        <w:t xml:space="preserve">AudioPlayer</w:t>
+        <w:t xml:space="preserve">Embed-engelli (rare) videolar:</w:t>
+      </w:r>
+      <w:r>
+        <w:t xml:space="preserve"> </w:t>
+      </w:r>
+      <w:r>
+        <w:t xml:space="preserve">Bir yüklenici videoyu embed’e kapatmış olabilir. Bu durumda IFrame player</w:t>
+      </w:r>
+      <w:r>
+        <w:t xml:space="preserve"> </w:t>
+      </w:r>
+      <w:r>
+        <w:rPr>
+          <w:rStyle w:val="VerbatimChar"/>
+        </w:rPr>
+        <w:t xml:space="preserve">onError</w:t>
+      </w:r>
+      <w:r>
+        <w:t xml:space="preserve"> </w:t>
       </w:r>
       <w:r>
         <w:t xml:space="preserve">/</w:t>
       </w:r>
       <w:r>
-        <w:rPr>
-          <w:rStyle w:val="VerbatimChar"/>
-        </w:rPr>
-        <w:t xml:space="preserve">ExoPlayer</w:t>
-      </w:r>
-      <w:r>
-        <w:t xml:space="preserve"> </w:t>
-      </w:r>
-      <w:r>
-        <w:t xml:space="preserve">ile çalınır.</w:t>
-      </w:r>
-    </w:p>
-    <w:p>
-      <w:pPr>
-        <w:pStyle w:val="BlockText"/>
-      </w:pPr>
-      <w:r>
-        <w:rPr>
-          <w:bCs/>
-          <w:b/>
-        </w:rPr>
-        <w:t xml:space="preserve">Not:</w:t>
-      </w:r>
-      <w:r>
-        <w:t xml:space="preserve"> </w:t>
-      </w:r>
-      <w:r>
-        <w:t xml:space="preserve">Şu an backend’de ayrı bir</w:t>
-      </w:r>
-      <w:r>
-        <w:t xml:space="preserve"> </w:t>
-      </w:r>
-      <w:r>
-        <w:rPr>
-          <w:rStyle w:val="VerbatimChar"/>
-        </w:rPr>
-        <w:t xml:space="preserve">youtube-audio</w:t>
-      </w:r>
-      <w:r>
-        <w:t xml:space="preserve"> </w:t>
-      </w:r>
-      <w:r>
-        <w:t xml:space="preserve">proxy endpoint’i</w:t>
-      </w:r>
-      <w:r>
-        <w:t xml:space="preserve"> </w:t>
-      </w:r>
-      <w:r>
-        <w:rPr>
-          <w:bCs/>
-          <w:b/>
-        </w:rPr>
-        <w:t xml:space="preserve">yoktur</w:t>
-      </w:r>
-      <w:r>
-        <w:t xml:space="preserve">. Yeni endpoint</w:t>
-      </w:r>
-      <w:r>
-        <w:t xml:space="preserve"> </w:t>
-      </w:r>
-      <w:r>
-        <w:rPr>
-          <w:bCs/>
-          <w:b/>
-        </w:rPr>
-        <w:t xml:space="preserve">yazma</w:t>
-      </w:r>
-      <w:r>
-        <w:t xml:space="preserve"> </w:t>
-      </w:r>
-      <w:r>
-        <w:t xml:space="preserve">(kural geregi). Mevcut sözleşme:</w:t>
-      </w:r>
-      <w:r>
-        <w:t xml:space="preserve"> </w:t>
-      </w:r>
-      <w:r>
-        <w:rPr>
-          <w:rStyle w:val="VerbatimChar"/>
-        </w:rPr>
-        <w:t xml:space="preserve">/api/chat/youtube-stream</w:t>
-      </w:r>
-      <w:r>
-        <w:t xml:space="preserve"> </w:t>
-      </w:r>
-      <w:r>
-        <w:t xml:space="preserve">çözümlenmiş URL’leri döner. Eğer ileride 403/CORS sorunu için bir proxy gerekirse, bu</w:t>
-      </w:r>
-      <w:r>
-        <w:t xml:space="preserve"> </w:t>
-      </w:r>
-      <w:r>
-        <w:rPr>
-          <w:bCs/>
-          <w:b/>
-        </w:rPr>
-        <w:t xml:space="preserve">backend ekibiyle</w:t>
-      </w:r>
-      <w:r>
-        <w:t xml:space="preserve"> </w:t>
-      </w:r>
-      <w:r>
-        <w:t xml:space="preserve">ayrıca kararlaştırılmalıdır.</w:t>
-      </w:r>
-    </w:p>
-    <w:p>
-      <w:pPr>
-        <w:pStyle w:val="FirstParagraph"/>
-      </w:pPr>
-      <w:r>
-        <w:t xml:space="preserve">Eğer tüm çözümleme başarısız olursa (</w:t>
-      </w:r>
-      <w:r>
-        <w:rPr>
-          <w:rStyle w:val="VerbatimChar"/>
-        </w:rPr>
-        <w:t xml:space="preserve">source:'fallback'</w:t>
-      </w:r>
-      <w:r>
-        <w:t xml:space="preserve"> </w:t>
-      </w:r>
-      <w:r>
-        <w:t xml:space="preserve">ve oynatma başlamazsa) kullanıcıya</w:t>
-      </w:r>
-      <w:r>
-        <w:t xml:space="preserve"> </w:t>
-      </w:r>
-      <w:r>
-        <w:rPr>
-          <w:bCs/>
-          <w:b/>
-        </w:rPr>
-        <w:t xml:space="preserve">sessizlik yerine görünür hata</w:t>
-      </w:r>
-      <w:r>
-        <w:t xml:space="preserve"> </w:t>
-      </w:r>
-      <w:r>
-        <w:t xml:space="preserve">göster:</w:t>
+        <w:t xml:space="preserve"> </w:t>
+      </w:r>
+      <w:r>
+        <w:rPr>
+          <w:rStyle w:val="VerbatimChar"/>
+        </w:rPr>
+        <w:t xml:space="preserve">playerState == unplayable</w:t>
+      </w:r>
+      <w:r>
+        <w:t xml:space="preserve"> </w:t>
+      </w:r>
+      <w:r>
+        <w:t xml:space="preserve">verir. O zaman:</w:t>
       </w:r>
       <w:r>
         <w:t xml:space="preserve"> </w:t>
@@ -7200,34 +7677,31 @@
         <w:t xml:space="preserve">“</w:t>
       </w:r>
       <w:r>
-        <w:t xml:space="preserve">⚠️ Şarkı oynatılamadı, lütfen başka bir şarkı deneyin.</w:t>
+        <w:t xml:space="preserve">⚠️ Bu şarkı çalınamıyor, lütfen başka bir şarkı deneyin.</w:t>
       </w:r>
       <w:r>
         <w:t xml:space="preserve">”</w:t>
       </w:r>
-    </w:p>
-    <w:p>
-      <w:pPr>
-        <w:pStyle w:val="BlockText"/>
-      </w:pPr>
-      <w:r>
-        <w:t xml:space="preserve">Not: Piped instance sağlığı / yt-dlp güncelliği gibi</w:t>
-      </w:r>
-      <w:r>
-        <w:t xml:space="preserve"> </w:t>
-      </w:r>
-      <w:r>
-        <w:rPr>
-          <w:bCs/>
-          <w:b/>
-        </w:rPr>
-        <w:t xml:space="preserve">sunucu tarafı</w:t>
-      </w:r>
-      <w:r>
-        <w:t xml:space="preserve"> </w:t>
-      </w:r>
-      <w:r>
-        <w:t xml:space="preserve">bakımlar backend ekibinin sorumluluğundadır; Flutter sadece yukarıdaki endpoint sözleşmesine uyar ve hata durumunu görünür kılar.</w:t>
+      <w:r>
+        <w:t xml:space="preserve"> </w:t>
+      </w:r>
+      <w:r>
+        <w:t xml:space="preserve">göster ve yetkiliyse</w:t>
+      </w:r>
+      <w:r>
+        <w:t xml:space="preserve"> </w:t>
+      </w:r>
+      <w:r>
+        <w:rPr>
+          <w:rStyle w:val="VerbatimChar"/>
+        </w:rPr>
+        <w:t xml:space="preserve">DELETE /api/chat/rooms/{roomId}/music</w:t>
+      </w:r>
+      <w:r>
+        <w:t xml:space="preserve"> </w:t>
+      </w:r>
+      <w:r>
+        <w:t xml:space="preserve">çağırarak kuyruktaki sonrakine geç.</w:t>
       </w:r>
     </w:p>
     <w:p>
@@ -7255,7 +7729,7 @@
         <w:rPr>
           <w:rStyle w:val="VerbatimChar"/>
         </w:rPr>
-        <w:t xml:space="preserve">class NowPlaying { String videoId; String title; String? startedAt; String? duration; }</w:t>
+        <w:t xml:space="preserve">class NowPlaying { String videoId; String title; String? startedAt; int? startedAtMs; double? elapsedSeconds; String? duration; String? embedUrl; }</w:t>
       </w:r>
       <w:r>
         <w:br/>
@@ -7273,7 +7747,7 @@
         <w:rPr>
           <w:rStyle w:val="VerbatimChar"/>
         </w:rPr>
-        <w:t xml:space="preserve">class DjEvent { String type='dj'; String event='QUEUE_UPDATED'; bool playing; NowPlaying? nowPlaying; String? musicUrl; List&lt;QueueItem&gt; musicQueue; int queueLength; }</w:t>
+        <w:t xml:space="preserve">class DjEvent { String type='dj'; String event='QUEUE_UPDATED'; bool playing; NowPlaying? nowPlaying; String? musicUrl; String? embedUrl; List&lt;QueueItem&gt; musicQueue; int queueLength; }</w:t>
       </w:r>
       <w:r>
         <w:br/>
